--- a/document_templates/Notifications/particular/billet_a_ordre_caution_particular.docx
+++ b/document_templates/Notifications/particular/billet_a_ordre_caution_particular.docx
@@ -399,31 +399,29 @@
           <w:szCs w:val="28"/>
           <w:lang w:val="en-US"/>
         </w:rPr>
-        <w:t>${civility} ${last_name}, ${first_name}” titulaire de ${</w:t>
+        <w:t>${civility} ${last_name}, ${first_name}” titulaire de ${type_of_identity_document} : ${number_of_identity_document}</w:t>
+      </w:r>
+      <w:r>
+        <w:rPr>
+          <w:rFonts w:hint="default" w:ascii="Times New Roman" w:hAnsi="Times New Roman" w:cs="Times New Roman"/>
+          <w:color w:val="C00000"/>
+          <w:sz w:val="28"/>
+          <w:szCs w:val="28"/>
+          <w:lang w:val="en-US"/>
+        </w:rPr>
+        <w:t xml:space="preserve"> agissant en qualité de caution, paierai contre le présent billet en cas de défaillance de “ ${contract.verbal_trial.entity_name}</w:t>
       </w:r>
       <w:bookmarkStart w:id="0" w:name="_GoBack"/>
       <w:bookmarkEnd w:id="0"/>
       <w:r>
         <w:rPr>
           <w:rFonts w:hint="default" w:ascii="Times New Roman" w:hAnsi="Times New Roman" w:cs="Times New Roman"/>
-          <w:b/>
-          <w:bCs/>
           <w:color w:val="C00000"/>
           <w:sz w:val="28"/>
           <w:szCs w:val="28"/>
           <w:lang w:val="en-US"/>
         </w:rPr>
-        <w:t>type_of_identity_document} : ${number_of_identity_document}</w:t>
-      </w:r>
-      <w:r>
-        <w:rPr>
-          <w:rFonts w:hint="default" w:ascii="Times New Roman" w:hAnsi="Times New Roman" w:cs="Times New Roman"/>
-          <w:color w:val="C00000"/>
-          <w:sz w:val="28"/>
-          <w:szCs w:val="28"/>
-          <w:lang w:val="en-US"/>
-        </w:rPr>
-        <w:t xml:space="preserve"> agissant en qualité de caution, paierai contre le présent billet en cas de défaillance de “ ${contract.verbal_trial.applicant_last_name} ${contract.verbal_trial.applicant_first_name}” débiteur principal </w:t>
+        <w:t xml:space="preserve">” débiteur principal </w:t>
       </w:r>
     </w:p>
     <w:p>
